--- a/reports/r0228.docx
+++ b/reports/r0228.docx
@@ -45,7 +45,7 @@
           <w:color w:val="000000"/>
           <w:sz w:val="21"/>
         </w:rPr>
-        <w:t>■ 武汉经济总量在湖北省稳居第一，人均GDP约15.98万元、人均经济实力居全省前列，经济增速维持在5.60%左右、总体平稳；固定资产投资最新增速2.00%，经济运行总体平稳。【待补充：武汉市的行政与战略定位、支柱产业及龙头企业（数据库未覆盖，需人工补充）】</w:t>
+        <w:t>■ 武汉作为湖北省省会，经济总量在湖北省稳居第一，人均GDP约15.98万元、人均经济实力居全省前列，经济增速维持在5.60%左右、总体平稳；固定资产投资最新增速2.00%，经济运行总体平稳。</w:t>
       </w:r>
     </w:p>
     <w:p>
@@ -75,7 +75,7 @@
           <w:color w:val="000000"/>
           <w:sz w:val="21"/>
         </w:rPr>
-        <w:t>产业结构方面，2025年武汉市三次产业结构为2.2:29.7:68.1。【待补充：支柱产业、主要龙头企业、对外贸易等定性描述（数据库未覆盖）】</w:t>
+        <w:t>产业结构方面，2025年武汉市三次产业结构为2.2:29.7:68.1，以光电子信息、汽车、钢铁、生物医药为支柱，“中国光谷”所在地，聚集长江存储、东风汽车、烽火通信等企业，科教实力雄厚。</w:t>
       </w:r>
     </w:p>
     <w:p>
